--- a/docs/abnt-docx/visao-e-motivacao-abnt.docx
+++ b/docs/abnt-docx/visao-e-motivacao-abnt.docx
@@ -229,7 +229,7 @@
           <w:rFonts w:ascii="Times New Roman" w:hAnsi="Times New Roman"/>
           <w:sz w:val="20"/>
         </w:rPr>
-        <w:t>Professor: Bruno Baruffi.</w:t>
+        <w:t>Professor: Bruno Baruffi Esteves.</w:t>
       </w:r>
     </w:p>
     <w:p/>

--- a/docs/abnt-docx/visao-e-motivacao-abnt.docx
+++ b/docs/abnt-docx/visao-e-motivacao-abnt.docx
@@ -213,6 +213,7 @@
       <w:r>
         <w:rPr>
           <w:rFonts w:ascii="Times New Roman" w:hAnsi="Times New Roman"/>
+          <w:b w:val="0"/>
           <w:sz w:val="20"/>
         </w:rPr>
         <w:t>Trabalho acadêmico apresentado à disciplina Trabalho de Graduação 1 do curso de Análise e Desenvolvimento de Sistemas da FATEC PG, como parte das atividades de desenvolvimento e documentação do projeto MedAgenda.</w:t>
@@ -227,6 +228,7 @@
       <w:r>
         <w:rPr>
           <w:rFonts w:ascii="Times New Roman" w:hAnsi="Times New Roman"/>
+          <w:b w:val="0"/>
           <w:sz w:val="20"/>
         </w:rPr>
         <w:t>Professor: Bruno Baruffi Esteves.</w:t>
@@ -274,6 +276,107 @@
     </w:p>
     <w:p>
       <w:pPr>
+        <w:spacing w:line="360" w:lineRule="auto" w:after="0"/>
+        <w:jc w:val="center"/>
+      </w:pPr>
+      <w:r>
+        <w:rPr>
+          <w:rFonts w:ascii="Times New Roman" w:hAnsi="Times New Roman"/>
+          <w:b/>
+          <w:sz w:val="24"/>
+        </w:rPr>
+        <w:t>RESUMO</w:t>
+      </w:r>
+    </w:p>
+    <w:p/>
+    <w:p>
+      <w:pPr>
+        <w:spacing w:line="360" w:lineRule="auto" w:after="0"/>
+        <w:ind w:firstLine="709"/>
+        <w:jc w:val="both"/>
+      </w:pPr>
+      <w:r>
+        <w:rPr>
+          <w:rFonts w:ascii="Times New Roman" w:hAnsi="Times New Roman"/>
+          <w:b w:val="0"/>
+          <w:sz w:val="24"/>
+        </w:rPr>
+        <w:t>Este documento apresenta a origem, a motivação e os objetivos do projeto MedAgenda, contextualizando o problema de organização de agendas médicas e cadastros de pacientes em ambientes clínicos de pequeno e médio porte.</w:t>
+      </w:r>
+    </w:p>
+    <w:p/>
+    <w:p>
+      <w:pPr>
+        <w:spacing w:line="360" w:lineRule="auto"/>
+        <w:jc w:val="both"/>
+      </w:pPr>
+      <w:r>
+        <w:rPr>
+          <w:rFonts w:ascii="Times New Roman" w:hAnsi="Times New Roman"/>
+          <w:b w:val="0"/>
+          <w:sz w:val="24"/>
+        </w:rPr>
+        <w:t>Palavras-chave: MedAgenda. Agenda médica. Pacientes. Sistema web. Requisitos.</w:t>
+      </w:r>
+    </w:p>
+    <w:p>
+      <w:r>
+        <w:br w:type="page"/>
+      </w:r>
+    </w:p>
+    <w:p>
+      <w:pPr>
+        <w:spacing w:line="360" w:lineRule="auto" w:after="0"/>
+        <w:jc w:val="center"/>
+      </w:pPr>
+      <w:r>
+        <w:rPr>
+          <w:rFonts w:ascii="Times New Roman" w:hAnsi="Times New Roman"/>
+          <w:b/>
+          <w:sz w:val="24"/>
+        </w:rPr>
+        <w:t>ABSTRACT</w:t>
+      </w:r>
+    </w:p>
+    <w:p/>
+    <w:p>
+      <w:pPr>
+        <w:spacing w:line="360" w:lineRule="auto" w:after="0"/>
+        <w:ind w:firstLine="709"/>
+        <w:jc w:val="both"/>
+      </w:pPr>
+      <w:r>
+        <w:rPr>
+          <w:rFonts w:ascii="Times New Roman" w:hAnsi="Times New Roman"/>
+          <w:b w:val="0"/>
+          <w:sz w:val="24"/>
+        </w:rPr>
+        <w:t>This document presents a origem, a motivação e os objetivos do projeto MedAgenda, contextualizando o problema de organizesção de agendas médicas e cadastros de pacientes em ambientes clínicos de pequeno e médio porte.</w:t>
+      </w:r>
+    </w:p>
+    <w:p/>
+    <w:p>
+      <w:pPr>
+        <w:spacing w:line="360" w:lineRule="auto"/>
+        <w:jc w:val="both"/>
+      </w:pPr>
+      <w:r>
+        <w:rPr>
+          <w:rFonts w:ascii="Times New Roman" w:hAnsi="Times New Roman"/>
+          <w:b w:val="0"/>
+          <w:sz w:val="24"/>
+        </w:rPr>
+        <w:t>Keywords: MedAgenda. Medical schedule. Patients. Web system. Requirements.</w:t>
+      </w:r>
+    </w:p>
+    <w:p>
+      <w:r>
+        <w:br w:type="page"/>
+      </w:r>
+    </w:p>
+    <w:p>
+      <w:pPr>
+        <w:spacing w:line="360" w:lineRule="auto" w:after="0"/>
         <w:jc w:val="center"/>
       </w:pPr>
       <w:r>
@@ -287,120 +390,12 @@
     </w:p>
     <w:p/>
     <w:p>
-      <w:pPr>
-        <w:spacing w:line="360" w:lineRule="auto"/>
-        <w:ind w:left="425"/>
-      </w:pPr>
       <w:r>
-        <w:rPr>
-          <w:rFonts w:ascii="Times New Roman" w:hAnsi="Times New Roman"/>
-          <w:sz w:val="24"/>
-        </w:rPr>
-        <w:t>1. Contextualização</w:t>
-      </w:r>
-    </w:p>
-    <w:p>
-      <w:pPr>
-        <w:spacing w:line="360" w:lineRule="auto"/>
-        <w:ind w:left="425"/>
-      </w:pPr>
-      <w:r>
-        <w:rPr>
-          <w:rFonts w:ascii="Times New Roman" w:hAnsi="Times New Roman"/>
-          <w:sz w:val="24"/>
-        </w:rPr>
-        <w:t>2. Problema identificado</w:t>
-      </w:r>
-    </w:p>
-    <w:p>
-      <w:pPr>
-        <w:spacing w:line="360" w:lineRule="auto"/>
-        <w:ind w:left="425"/>
-      </w:pPr>
-      <w:r>
-        <w:rPr>
-          <w:rFonts w:ascii="Times New Roman" w:hAnsi="Times New Roman"/>
-          <w:sz w:val="24"/>
-        </w:rPr>
-        <w:t>3. Justificativa</w:t>
-      </w:r>
-    </w:p>
-    <w:p>
-      <w:pPr>
-        <w:spacing w:line="360" w:lineRule="auto"/>
-        <w:ind w:left="425"/>
-      </w:pPr>
-      <w:r>
-        <w:rPr>
-          <w:rFonts w:ascii="Times New Roman" w:hAnsi="Times New Roman"/>
-          <w:sz w:val="24"/>
-        </w:rPr>
-        <w:t>4. Objetivo geral</w:t>
-      </w:r>
-    </w:p>
-    <w:p>
-      <w:pPr>
-        <w:spacing w:line="360" w:lineRule="auto"/>
-        <w:ind w:left="425"/>
-      </w:pPr>
-      <w:r>
-        <w:rPr>
-          <w:rFonts w:ascii="Times New Roman" w:hAnsi="Times New Roman"/>
-          <w:sz w:val="24"/>
-        </w:rPr>
-        <w:t>5. Objetivos específicos</w:t>
-      </w:r>
-    </w:p>
-    <w:p>
-      <w:pPr>
-        <w:spacing w:line="360" w:lineRule="auto"/>
-        <w:ind w:left="425"/>
-      </w:pPr>
-      <w:r>
-        <w:rPr>
-          <w:rFonts w:ascii="Times New Roman" w:hAnsi="Times New Roman"/>
-          <w:sz w:val="24"/>
-        </w:rPr>
-        <w:t>6. Público-alvo</w:t>
-      </w:r>
-    </w:p>
-    <w:p>
-      <w:pPr>
-        <w:spacing w:line="360" w:lineRule="auto"/>
-        <w:ind w:left="425"/>
-      </w:pPr>
-      <w:r>
-        <w:rPr>
-          <w:rFonts w:ascii="Times New Roman" w:hAnsi="Times New Roman"/>
-          <w:sz w:val="24"/>
-        </w:rPr>
-        <w:t>7. Escopo atual</w:t>
-      </w:r>
-    </w:p>
-    <w:p>
-      <w:pPr>
-        <w:spacing w:line="360" w:lineRule="auto"/>
-        <w:ind w:left="425"/>
-      </w:pPr>
-      <w:r>
-        <w:rPr>
-          <w:rFonts w:ascii="Times New Roman" w:hAnsi="Times New Roman"/>
-          <w:sz w:val="24"/>
-        </w:rPr>
-        <w:t>8. Fora do escopo atual</w:t>
-      </w:r>
-    </w:p>
-    <w:p>
-      <w:pPr>
-        <w:spacing w:line="360" w:lineRule="auto"/>
-        <w:ind w:left="425"/>
-      </w:pPr>
-      <w:r>
-        <w:rPr>
-          <w:rFonts w:ascii="Times New Roman" w:hAnsi="Times New Roman"/>
-          <w:sz w:val="24"/>
-        </w:rPr>
-        <w:t>9. Motivação acadêmica</w:t>
+        <w:fldChar w:fldCharType="begin"/>
+        <w:instrText xml:space="preserve">TOC \o "1-3" \h \z \u</w:instrText>
+        <w:fldChar w:fldCharType="separate"/>
+        <w:t>Clique com o botão direito e selecione "Atualizar campo" para gerar o sumário.</w:t>
+        <w:fldChar w:fldCharType="end"/>
       </w:r>
     </w:p>
     <w:p>
@@ -410,7 +405,18 @@
     </w:p>
     <w:p>
       <w:pPr>
-        <w:spacing w:before="240" w:after="120" w:line="360" w:lineRule="auto"/>
+        <w:sectPr>
+          <w:headerReference w:type="default" r:id="rId9"/>
+          <w:pgSz w:w="12240" w:h="15840"/>
+          <w:pgMar w:top="1701" w:right="1134" w:bottom="1134" w:left="1701" w:header="720" w:footer="720" w:gutter="0"/>
+          <w:cols w:space="720"/>
+          <w:docGrid w:linePitch="360"/>
+        </w:sectPr>
+      </w:pPr>
+    </w:p>
+    <w:p>
+      <w:pPr>
+        <w:pStyle w:val="Heading1"/>
         <w:jc w:val="left"/>
       </w:pPr>
       <w:r>
@@ -419,12 +425,177 @@
           <w:b/>
           <w:sz w:val="24"/>
         </w:rPr>
-        <w:t>VISÃO E MOTIVAÇÃO DO PROJETO - MEDAGENDA</w:t>
+        <w:t>1 CONTEXTUALIZAÇÃO</w:t>
       </w:r>
     </w:p>
     <w:p>
       <w:pPr>
-        <w:spacing w:before="240" w:after="120" w:line="360" w:lineRule="auto"/>
+        <w:spacing w:line="360" w:lineRule="auto" w:after="0"/>
+        <w:ind w:firstLine="709"/>
+        <w:jc w:val="both"/>
+      </w:pPr>
+      <w:r>
+        <w:rPr>
+          <w:rFonts w:ascii="Times New Roman" w:hAnsi="Times New Roman"/>
+          <w:b w:val="0"/>
+          <w:sz w:val="24"/>
+        </w:rPr>
+        <w:t>Clínicas, consultórios e profissionais de saúde lidam diariamente com uma rotina</w:t>
+      </w:r>
+    </w:p>
+    <w:p>
+      <w:pPr>
+        <w:spacing w:line="360" w:lineRule="auto" w:after="0"/>
+        <w:ind w:firstLine="709"/>
+        <w:jc w:val="both"/>
+      </w:pPr>
+      <w:r>
+        <w:rPr>
+          <w:rFonts w:ascii="Times New Roman" w:hAnsi="Times New Roman"/>
+          <w:b w:val="0"/>
+          <w:sz w:val="24"/>
+        </w:rPr>
+        <w:t>intensa de marcação, remarcação e acompanhamento de consultas. Em muitos casos,</w:t>
+      </w:r>
+    </w:p>
+    <w:p>
+      <w:pPr>
+        <w:spacing w:line="360" w:lineRule="auto" w:after="0"/>
+        <w:ind w:firstLine="709"/>
+        <w:jc w:val="both"/>
+      </w:pPr>
+      <w:r>
+        <w:rPr>
+          <w:rFonts w:ascii="Times New Roman" w:hAnsi="Times New Roman"/>
+          <w:b w:val="0"/>
+          <w:sz w:val="24"/>
+        </w:rPr>
+        <w:t>essas atividades ainda dependem de processos manuais, mensagens em aplicativos,</w:t>
+      </w:r>
+    </w:p>
+    <w:p>
+      <w:pPr>
+        <w:spacing w:line="360" w:lineRule="auto" w:after="0"/>
+        <w:ind w:firstLine="709"/>
+        <w:jc w:val="both"/>
+      </w:pPr>
+      <w:r>
+        <w:rPr>
+          <w:rFonts w:ascii="Times New Roman" w:hAnsi="Times New Roman"/>
+          <w:b w:val="0"/>
+          <w:sz w:val="24"/>
+        </w:rPr>
+        <w:t>planilhas ou anotações descentralizadas. Esse cenário pode gerar atrasos,</w:t>
+      </w:r>
+    </w:p>
+    <w:p>
+      <w:pPr>
+        <w:spacing w:line="360" w:lineRule="auto" w:after="0"/>
+        <w:ind w:firstLine="709"/>
+        <w:jc w:val="both"/>
+      </w:pPr>
+      <w:r>
+        <w:rPr>
+          <w:rFonts w:ascii="Times New Roman" w:hAnsi="Times New Roman"/>
+          <w:b w:val="0"/>
+          <w:sz w:val="24"/>
+        </w:rPr>
+        <w:t>conflitos de agenda, falhas de comunicação e dificuldade para acompanhar o</w:t>
+      </w:r>
+    </w:p>
+    <w:p>
+      <w:pPr>
+        <w:spacing w:line="360" w:lineRule="auto" w:after="0"/>
+        <w:ind w:firstLine="709"/>
+        <w:jc w:val="both"/>
+      </w:pPr>
+      <w:r>
+        <w:rPr>
+          <w:rFonts w:ascii="Times New Roman" w:hAnsi="Times New Roman"/>
+          <w:b w:val="0"/>
+          <w:sz w:val="24"/>
+        </w:rPr>
+        <w:t>histórico básico dos pacientes.</w:t>
+      </w:r>
+    </w:p>
+    <w:p>
+      <w:pPr>
+        <w:spacing w:line="360" w:lineRule="auto" w:after="0"/>
+        <w:ind w:firstLine="709"/>
+        <w:jc w:val="both"/>
+      </w:pPr>
+      <w:r>
+        <w:rPr>
+          <w:rFonts w:ascii="Times New Roman" w:hAnsi="Times New Roman"/>
+          <w:b w:val="0"/>
+          <w:sz w:val="24"/>
+        </w:rPr>
+        <w:t>O MedAgenda surge como uma proposta de sistema web para apoiar a organização da</w:t>
+      </w:r>
+    </w:p>
+    <w:p>
+      <w:pPr>
+        <w:spacing w:line="360" w:lineRule="auto" w:after="0"/>
+        <w:ind w:firstLine="709"/>
+        <w:jc w:val="both"/>
+      </w:pPr>
+      <w:r>
+        <w:rPr>
+          <w:rFonts w:ascii="Times New Roman" w:hAnsi="Times New Roman"/>
+          <w:b w:val="0"/>
+          <w:sz w:val="24"/>
+        </w:rPr>
+        <w:t>agenda médica e a comunicação inicial entre paciente e clínica. A proposta não é</w:t>
+      </w:r>
+    </w:p>
+    <w:p>
+      <w:pPr>
+        <w:spacing w:line="360" w:lineRule="auto" w:after="0"/>
+        <w:ind w:firstLine="709"/>
+        <w:jc w:val="both"/>
+      </w:pPr>
+      <w:r>
+        <w:rPr>
+          <w:rFonts w:ascii="Times New Roman" w:hAnsi="Times New Roman"/>
+          <w:b w:val="0"/>
+          <w:sz w:val="24"/>
+        </w:rPr>
+        <w:t>substituir sistemas hospitalares complexos, mas criar uma solução acadêmica</w:t>
+      </w:r>
+    </w:p>
+    <w:p>
+      <w:pPr>
+        <w:spacing w:line="360" w:lineRule="auto" w:after="0"/>
+        <w:ind w:firstLine="709"/>
+        <w:jc w:val="both"/>
+      </w:pPr>
+      <w:r>
+        <w:rPr>
+          <w:rFonts w:ascii="Times New Roman" w:hAnsi="Times New Roman"/>
+          <w:b w:val="0"/>
+          <w:sz w:val="24"/>
+        </w:rPr>
+        <w:t>enxuta, evolutiva e demonstrável, com foco em agendamento, pacientes e fluxo de</w:t>
+      </w:r>
+    </w:p>
+    <w:p>
+      <w:pPr>
+        <w:spacing w:line="360" w:lineRule="auto" w:after="0"/>
+        <w:ind w:firstLine="709"/>
+        <w:jc w:val="both"/>
+      </w:pPr>
+      <w:r>
+        <w:rPr>
+          <w:rFonts w:ascii="Times New Roman" w:hAnsi="Times New Roman"/>
+          <w:b w:val="0"/>
+          <w:sz w:val="24"/>
+        </w:rPr>
+        <w:t>atendimento.</w:t>
+      </w:r>
+    </w:p>
+    <w:p>
+      <w:pPr>
+        <w:pStyle w:val="Heading1"/>
         <w:jc w:val="left"/>
       </w:pPr>
       <w:r>
@@ -433,7 +604,7 @@
           <w:b/>
           <w:sz w:val="24"/>
         </w:rPr>
-        <w:t>1. CONTEXTUALIZAÇÃO</w:t>
+        <w:t>2 PROBLEMA IDENTIFICADO</w:t>
       </w:r>
     </w:p>
     <w:p>
@@ -445,9 +616,10 @@
       <w:r>
         <w:rPr>
           <w:rFonts w:ascii="Times New Roman" w:hAnsi="Times New Roman"/>
+          <w:b w:val="0"/>
           <w:sz w:val="24"/>
         </w:rPr>
-        <w:t>Clínicas, consultórios e profissionais de saúde lidam diariamente com uma rotina</w:t>
+        <w:t>O problema central é a dificuldade de organizar consultas médicas de forma clara,</w:t>
       </w:r>
     </w:p>
     <w:p>
@@ -459,9 +631,10 @@
       <w:r>
         <w:rPr>
           <w:rFonts w:ascii="Times New Roman" w:hAnsi="Times New Roman"/>
+          <w:b w:val="0"/>
           <w:sz w:val="24"/>
         </w:rPr>
-        <w:t>intensa de marcação, remarcação e acompanhamento de consultas. Em muitos casos,</w:t>
+        <w:t>rastreável e acessível, especialmente em ambientes pequenos ou médios que ainda</w:t>
       </w:r>
     </w:p>
     <w:p>
@@ -473,9 +646,10 @@
       <w:r>
         <w:rPr>
           <w:rFonts w:ascii="Times New Roman" w:hAnsi="Times New Roman"/>
+          <w:b w:val="0"/>
           <w:sz w:val="24"/>
         </w:rPr>
-        <w:t>essas atividades ainda dependem de processos manuais, mensagens em aplicativos,</w:t>
+        <w:t>não utilizam uma ferramenta integrada.</w:t>
       </w:r>
     </w:p>
     <w:p>
@@ -487,112 +661,99 @@
       <w:r>
         <w:rPr>
           <w:rFonts w:ascii="Times New Roman" w:hAnsi="Times New Roman"/>
+          <w:b w:val="0"/>
           <w:sz w:val="24"/>
         </w:rPr>
-        <w:t>planilhas ou anotações descentralizadas. Esse cenário pode gerar atrasos,</w:t>
+        <w:t>Problemas observados:</w:t>
       </w:r>
     </w:p>
     <w:p>
       <w:pPr>
-        <w:spacing w:line="360" w:lineRule="auto" w:after="0"/>
-        <w:ind w:firstLine="709"/>
-        <w:jc w:val="both"/>
+        <w:pStyle w:val="ListBullet"/>
+        <w:spacing w:line="360" w:lineRule="auto"/>
       </w:pPr>
       <w:r>
         <w:rPr>
           <w:rFonts w:ascii="Times New Roman" w:hAnsi="Times New Roman"/>
+          <w:b w:val="0"/>
           <w:sz w:val="24"/>
         </w:rPr>
-        <w:t>conflitos de agenda, falhas de comunicação e dificuldade para acompanhar o</w:t>
+        <w:t>agendamentos feitos de forma manual ou dispersa;</w:t>
       </w:r>
     </w:p>
     <w:p>
       <w:pPr>
-        <w:spacing w:line="360" w:lineRule="auto" w:after="0"/>
-        <w:ind w:firstLine="709"/>
-        <w:jc w:val="both"/>
+        <w:pStyle w:val="ListBullet"/>
+        <w:spacing w:line="360" w:lineRule="auto"/>
       </w:pPr>
       <w:r>
         <w:rPr>
           <w:rFonts w:ascii="Times New Roman" w:hAnsi="Times New Roman"/>
+          <w:b w:val="0"/>
           <w:sz w:val="24"/>
         </w:rPr>
-        <w:t>histórico básico dos pacientes.</w:t>
+        <w:t>dificuldade para visualizar horários disponíveis;</w:t>
       </w:r>
     </w:p>
     <w:p>
       <w:pPr>
-        <w:spacing w:line="360" w:lineRule="auto" w:after="0"/>
-        <w:ind w:firstLine="709"/>
-        <w:jc w:val="both"/>
+        <w:pStyle w:val="ListBullet"/>
+        <w:spacing w:line="360" w:lineRule="auto"/>
       </w:pPr>
       <w:r>
         <w:rPr>
           <w:rFonts w:ascii="Times New Roman" w:hAnsi="Times New Roman"/>
+          <w:b w:val="0"/>
           <w:sz w:val="24"/>
         </w:rPr>
-        <w:t>O MedAgenda surge como uma proposta de sistema web para apoiar a organização da</w:t>
+        <w:t>risco de conflito de horários;</w:t>
       </w:r>
     </w:p>
     <w:p>
       <w:pPr>
-        <w:spacing w:line="360" w:lineRule="auto" w:after="0"/>
-        <w:ind w:firstLine="709"/>
-        <w:jc w:val="both"/>
+        <w:pStyle w:val="ListBullet"/>
+        <w:spacing w:line="360" w:lineRule="auto"/>
       </w:pPr>
       <w:r>
         <w:rPr>
           <w:rFonts w:ascii="Times New Roman" w:hAnsi="Times New Roman"/>
+          <w:b w:val="0"/>
           <w:sz w:val="24"/>
         </w:rPr>
-        <w:t>agenda médica e a comunicação inicial entre paciente e clínica. A proposta não é</w:t>
+        <w:t>falta de centralização dos dados básicos dos pacientes;</w:t>
       </w:r>
     </w:p>
     <w:p>
       <w:pPr>
-        <w:spacing w:line="360" w:lineRule="auto" w:after="0"/>
-        <w:ind w:firstLine="709"/>
-        <w:jc w:val="both"/>
+        <w:pStyle w:val="ListBullet"/>
+        <w:spacing w:line="360" w:lineRule="auto"/>
       </w:pPr>
       <w:r>
         <w:rPr>
           <w:rFonts w:ascii="Times New Roman" w:hAnsi="Times New Roman"/>
+          <w:b w:val="0"/>
           <w:sz w:val="24"/>
         </w:rPr>
-        <w:t>substituir sistemas hospitalares complexos, mas criar uma solução acadêmica</w:t>
+        <w:t>necessidade de responder perguntas simples e repetitivas de pacientes;</w:t>
       </w:r>
     </w:p>
     <w:p>
       <w:pPr>
-        <w:spacing w:line="360" w:lineRule="auto" w:after="0"/>
-        <w:ind w:firstLine="709"/>
-        <w:jc w:val="both"/>
+        <w:pStyle w:val="ListBullet"/>
+        <w:spacing w:line="360" w:lineRule="auto"/>
       </w:pPr>
       <w:r>
         <w:rPr>
           <w:rFonts w:ascii="Times New Roman" w:hAnsi="Times New Roman"/>
+          <w:b w:val="0"/>
           <w:sz w:val="24"/>
         </w:rPr>
-        <w:t>enxuta, evolutiva e demonstrável, com foco em agendamento, pacientes e fluxo de</w:t>
+        <w:t>baixa rastreabilidade entre cadastro, agendamento e atendimento.</w:t>
       </w:r>
     </w:p>
     <w:p>
       <w:pPr>
-        <w:spacing w:line="360" w:lineRule="auto" w:after="0"/>
-        <w:ind w:firstLine="709"/>
-        <w:jc w:val="both"/>
-      </w:pPr>
-      <w:r>
-        <w:rPr>
-          <w:rFonts w:ascii="Times New Roman" w:hAnsi="Times New Roman"/>
-          <w:sz w:val="24"/>
-        </w:rPr>
-        <w:t>atendimento.</w:t>
-      </w:r>
-    </w:p>
-    <w:p>
-      <w:pPr>
-        <w:spacing w:before="240" w:after="120" w:line="360" w:lineRule="auto"/>
+        <w:pStyle w:val="Heading1"/>
         <w:jc w:val="left"/>
       </w:pPr>
       <w:r>
@@ -601,7 +762,7 @@
           <w:b/>
           <w:sz w:val="24"/>
         </w:rPr>
-        <w:t>2. PROBLEMA IDENTIFICADO</w:t>
+        <w:t>3 JUSTIFICATIVA</w:t>
       </w:r>
     </w:p>
     <w:p>
@@ -613,9 +774,10 @@
       <w:r>
         <w:rPr>
           <w:rFonts w:ascii="Times New Roman" w:hAnsi="Times New Roman"/>
+          <w:b w:val="0"/>
           <w:sz w:val="24"/>
         </w:rPr>
-        <w:t>O problema central é a dificuldade de organizar consultas médicas de forma clara,</w:t>
+        <w:t>A escolha desse tema se justifica por unir uma necessidade prática da área da</w:t>
       </w:r>
     </w:p>
     <w:p>
@@ -627,9 +789,10 @@
       <w:r>
         <w:rPr>
           <w:rFonts w:ascii="Times New Roman" w:hAnsi="Times New Roman"/>
+          <w:b w:val="0"/>
           <w:sz w:val="24"/>
         </w:rPr>
-        <w:t>rastreável e acessível, especialmente em ambientes pequenos ou médios que ainda</w:t>
+        <w:t>saúde com conceitos relevantes para um projeto acadêmico de desenvolvimento de</w:t>
       </w:r>
     </w:p>
     <w:p>
@@ -641,13 +804,126 @@
       <w:r>
         <w:rPr>
           <w:rFonts w:ascii="Times New Roman" w:hAnsi="Times New Roman"/>
+          <w:b w:val="0"/>
           <w:sz w:val="24"/>
         </w:rPr>
-        <w:t>não utilizam uma ferramenta integrada.</w:t>
+        <w:t>sistemas, como:</w:t>
       </w:r>
     </w:p>
     <w:p>
       <w:pPr>
+        <w:pStyle w:val="ListBullet"/>
+        <w:spacing w:line="360" w:lineRule="auto"/>
+      </w:pPr>
+      <w:r>
+        <w:rPr>
+          <w:rFonts w:ascii="Times New Roman" w:hAnsi="Times New Roman"/>
+          <w:b w:val="0"/>
+          <w:sz w:val="24"/>
+        </w:rPr>
+        <w:t>construção de frontend web responsivo;</w:t>
+      </w:r>
+    </w:p>
+    <w:p>
+      <w:pPr>
+        <w:pStyle w:val="ListBullet"/>
+        <w:spacing w:line="360" w:lineRule="auto"/>
+      </w:pPr>
+      <w:r>
+        <w:rPr>
+          <w:rFonts w:ascii="Times New Roman" w:hAnsi="Times New Roman"/>
+          <w:b w:val="0"/>
+          <w:sz w:val="24"/>
+        </w:rPr>
+        <w:t>desenvolvimento de API REST;</w:t>
+      </w:r>
+    </w:p>
+    <w:p>
+      <w:pPr>
+        <w:pStyle w:val="ListBullet"/>
+        <w:spacing w:line="360" w:lineRule="auto"/>
+      </w:pPr>
+      <w:r>
+        <w:rPr>
+          <w:rFonts w:ascii="Times New Roman" w:hAnsi="Times New Roman"/>
+          <w:b w:val="0"/>
+          <w:sz w:val="24"/>
+        </w:rPr>
+        <w:t>autenticação com JWT;</w:t>
+      </w:r>
+    </w:p>
+    <w:p>
+      <w:pPr>
+        <w:pStyle w:val="ListBullet"/>
+        <w:spacing w:line="360" w:lineRule="auto"/>
+      </w:pPr>
+      <w:r>
+        <w:rPr>
+          <w:rFonts w:ascii="Times New Roman" w:hAnsi="Times New Roman"/>
+          <w:b w:val="0"/>
+          <w:sz w:val="24"/>
+        </w:rPr>
+        <w:t>persistência com banco relacional;</w:t>
+      </w:r>
+    </w:p>
+    <w:p>
+      <w:pPr>
+        <w:pStyle w:val="ListBullet"/>
+        <w:spacing w:line="360" w:lineRule="auto"/>
+      </w:pPr>
+      <w:r>
+        <w:rPr>
+          <w:rFonts w:ascii="Times New Roman" w:hAnsi="Times New Roman"/>
+          <w:b w:val="0"/>
+          <w:sz w:val="24"/>
+        </w:rPr>
+        <w:t>modelagem de entidades;</w:t>
+      </w:r>
+    </w:p>
+    <w:p>
+      <w:pPr>
+        <w:pStyle w:val="ListBullet"/>
+        <w:spacing w:line="360" w:lineRule="auto"/>
+      </w:pPr>
+      <w:r>
+        <w:rPr>
+          <w:rFonts w:ascii="Times New Roman" w:hAnsi="Times New Roman"/>
+          <w:b w:val="0"/>
+          <w:sz w:val="24"/>
+        </w:rPr>
+        <w:t>validação de regras de negócio;</w:t>
+      </w:r>
+    </w:p>
+    <w:p>
+      <w:pPr>
+        <w:pStyle w:val="ListBullet"/>
+        <w:spacing w:line="360" w:lineRule="auto"/>
+      </w:pPr>
+      <w:r>
+        <w:rPr>
+          <w:rFonts w:ascii="Times New Roman" w:hAnsi="Times New Roman"/>
+          <w:b w:val="0"/>
+          <w:sz w:val="24"/>
+        </w:rPr>
+        <w:t>documentação de requisitos e arquitetura;</w:t>
+      </w:r>
+    </w:p>
+    <w:p>
+      <w:pPr>
+        <w:pStyle w:val="ListBullet"/>
+        <w:spacing w:line="360" w:lineRule="auto"/>
+      </w:pPr>
+      <w:r>
+        <w:rPr>
+          <w:rFonts w:ascii="Times New Roman" w:hAnsi="Times New Roman"/>
+          <w:b w:val="0"/>
+          <w:sz w:val="24"/>
+        </w:rPr>
+        <w:t>evolução incremental de funcionalidades.</w:t>
+      </w:r>
+    </w:p>
+    <w:p>
+      <w:pPr>
         <w:spacing w:line="360" w:lineRule="auto" w:after="0"/>
         <w:ind w:firstLine="709"/>
         <w:jc w:val="both"/>
@@ -655,92 +931,45 @@
       <w:r>
         <w:rPr>
           <w:rFonts w:ascii="Times New Roman" w:hAnsi="Times New Roman"/>
+          <w:b w:val="0"/>
           <w:sz w:val="24"/>
         </w:rPr>
-        <w:t>Problemas observados:</w:t>
+        <w:t>Além disso, o domínio de agendamento médico é compreensível para avaliação</w:t>
       </w:r>
     </w:p>
     <w:p>
       <w:pPr>
-        <w:pStyle w:val="ListBullet"/>
-        <w:spacing w:line="360" w:lineRule="auto"/>
+        <w:spacing w:line="360" w:lineRule="auto" w:after="0"/>
+        <w:ind w:firstLine="709"/>
+        <w:jc w:val="both"/>
       </w:pPr>
       <w:r>
         <w:rPr>
           <w:rFonts w:ascii="Times New Roman" w:hAnsi="Times New Roman"/>
+          <w:b w:val="0"/>
           <w:sz w:val="24"/>
         </w:rPr>
-        <w:t>agendamentos feitos de forma manual ou dispersa;</w:t>
+        <w:t>acadêmica, pois permite demonstrar fluxos reais de usuário, como login, cadastro</w:t>
       </w:r>
     </w:p>
     <w:p>
       <w:pPr>
-        <w:pStyle w:val="ListBullet"/>
-        <w:spacing w:line="360" w:lineRule="auto"/>
+        <w:spacing w:line="360" w:lineRule="auto" w:after="0"/>
+        <w:ind w:firstLine="709"/>
+        <w:jc w:val="both"/>
       </w:pPr>
       <w:r>
         <w:rPr>
           <w:rFonts w:ascii="Times New Roman" w:hAnsi="Times New Roman"/>
+          <w:b w:val="0"/>
           <w:sz w:val="24"/>
         </w:rPr>
-        <w:t>dificuldade para visualizar horários disponíveis;</w:t>
+        <w:t>de paciente, edição de informações e futura marcação de consultas.</w:t>
       </w:r>
     </w:p>
     <w:p>
       <w:pPr>
-        <w:pStyle w:val="ListBullet"/>
-        <w:spacing w:line="360" w:lineRule="auto"/>
-      </w:pPr>
-      <w:r>
-        <w:rPr>
-          <w:rFonts w:ascii="Times New Roman" w:hAnsi="Times New Roman"/>
-          <w:sz w:val="24"/>
-        </w:rPr>
-        <w:t>risco de conflito de horários;</w:t>
-      </w:r>
-    </w:p>
-    <w:p>
-      <w:pPr>
-        <w:pStyle w:val="ListBullet"/>
-        <w:spacing w:line="360" w:lineRule="auto"/>
-      </w:pPr>
-      <w:r>
-        <w:rPr>
-          <w:rFonts w:ascii="Times New Roman" w:hAnsi="Times New Roman"/>
-          <w:sz w:val="24"/>
-        </w:rPr>
-        <w:t>falta de centralização dos dados básicos dos pacientes;</w:t>
-      </w:r>
-    </w:p>
-    <w:p>
-      <w:pPr>
-        <w:pStyle w:val="ListBullet"/>
-        <w:spacing w:line="360" w:lineRule="auto"/>
-      </w:pPr>
-      <w:r>
-        <w:rPr>
-          <w:rFonts w:ascii="Times New Roman" w:hAnsi="Times New Roman"/>
-          <w:sz w:val="24"/>
-        </w:rPr>
-        <w:t>necessidade de responder perguntas simples e repetitivas de pacientes;</w:t>
-      </w:r>
-    </w:p>
-    <w:p>
-      <w:pPr>
-        <w:pStyle w:val="ListBullet"/>
-        <w:spacing w:line="360" w:lineRule="auto"/>
-      </w:pPr>
-      <w:r>
-        <w:rPr>
-          <w:rFonts w:ascii="Times New Roman" w:hAnsi="Times New Roman"/>
-          <w:sz w:val="24"/>
-        </w:rPr>
-        <w:t>baixa rastreabilidade entre cadastro, agendamento e atendimento.</w:t>
-      </w:r>
-    </w:p>
-    <w:p>
-      <w:pPr>
-        <w:spacing w:before="240" w:after="120" w:line="360" w:lineRule="auto"/>
+        <w:pStyle w:val="Heading1"/>
         <w:jc w:val="left"/>
       </w:pPr>
       <w:r>
@@ -749,7 +978,7 @@
           <w:b/>
           <w:sz w:val="24"/>
         </w:rPr>
-        <w:t>3. JUSTIFICATIVA</w:t>
+        <w:t>4 OBJETIVO GERAL</w:t>
       </w:r>
     </w:p>
     <w:p>
@@ -761,9 +990,10 @@
       <w:r>
         <w:rPr>
           <w:rFonts w:ascii="Times New Roman" w:hAnsi="Times New Roman"/>
+          <w:b w:val="0"/>
           <w:sz w:val="24"/>
         </w:rPr>
-        <w:t>A escolha desse tema se justifica por unir uma necessidade prática da área da</w:t>
+        <w:t>Desenvolver uma aplicação web chamada MedAgenda para apoiar a gestão de agenda</w:t>
       </w:r>
     </w:p>
     <w:p>
@@ -775,9 +1005,10 @@
       <w:r>
         <w:rPr>
           <w:rFonts w:ascii="Times New Roman" w:hAnsi="Times New Roman"/>
+          <w:b w:val="0"/>
           <w:sz w:val="24"/>
         </w:rPr>
-        <w:t>saúde com conceitos relevantes para um projeto acadêmico de desenvolvimento de</w:t>
+        <w:t>médica, cadastro de pacientes e evolução futura de marcação de consultas via</w:t>
       </w:r>
     </w:p>
     <w:p>
@@ -789,160 +1020,15 @@
       <w:r>
         <w:rPr>
           <w:rFonts w:ascii="Times New Roman" w:hAnsi="Times New Roman"/>
+          <w:b w:val="0"/>
           <w:sz w:val="24"/>
         </w:rPr>
-        <w:t>sistemas, como:</w:t>
+        <w:t>interface web e chatbot.</w:t>
       </w:r>
     </w:p>
     <w:p>
       <w:pPr>
-        <w:pStyle w:val="ListBullet"/>
-        <w:spacing w:line="360" w:lineRule="auto"/>
-      </w:pPr>
-      <w:r>
-        <w:rPr>
-          <w:rFonts w:ascii="Times New Roman" w:hAnsi="Times New Roman"/>
-          <w:sz w:val="24"/>
-        </w:rPr>
-        <w:t>construção de frontend web responsivo;</w:t>
-      </w:r>
-    </w:p>
-    <w:p>
-      <w:pPr>
-        <w:pStyle w:val="ListBullet"/>
-        <w:spacing w:line="360" w:lineRule="auto"/>
-      </w:pPr>
-      <w:r>
-        <w:rPr>
-          <w:rFonts w:ascii="Times New Roman" w:hAnsi="Times New Roman"/>
-          <w:sz w:val="24"/>
-        </w:rPr>
-        <w:t>desenvolvimento de API REST;</w:t>
-      </w:r>
-    </w:p>
-    <w:p>
-      <w:pPr>
-        <w:pStyle w:val="ListBullet"/>
-        <w:spacing w:line="360" w:lineRule="auto"/>
-      </w:pPr>
-      <w:r>
-        <w:rPr>
-          <w:rFonts w:ascii="Times New Roman" w:hAnsi="Times New Roman"/>
-          <w:sz w:val="24"/>
-        </w:rPr>
-        <w:t>autenticação com JWT;</w:t>
-      </w:r>
-    </w:p>
-    <w:p>
-      <w:pPr>
-        <w:pStyle w:val="ListBullet"/>
-        <w:spacing w:line="360" w:lineRule="auto"/>
-      </w:pPr>
-      <w:r>
-        <w:rPr>
-          <w:rFonts w:ascii="Times New Roman" w:hAnsi="Times New Roman"/>
-          <w:sz w:val="24"/>
-        </w:rPr>
-        <w:t>persistência com banco relacional;</w:t>
-      </w:r>
-    </w:p>
-    <w:p>
-      <w:pPr>
-        <w:pStyle w:val="ListBullet"/>
-        <w:spacing w:line="360" w:lineRule="auto"/>
-      </w:pPr>
-      <w:r>
-        <w:rPr>
-          <w:rFonts w:ascii="Times New Roman" w:hAnsi="Times New Roman"/>
-          <w:sz w:val="24"/>
-        </w:rPr>
-        <w:t>modelagem de entidades;</w:t>
-      </w:r>
-    </w:p>
-    <w:p>
-      <w:pPr>
-        <w:pStyle w:val="ListBullet"/>
-        <w:spacing w:line="360" w:lineRule="auto"/>
-      </w:pPr>
-      <w:r>
-        <w:rPr>
-          <w:rFonts w:ascii="Times New Roman" w:hAnsi="Times New Roman"/>
-          <w:sz w:val="24"/>
-        </w:rPr>
-        <w:t>validação de regras de negócio;</w:t>
-      </w:r>
-    </w:p>
-    <w:p>
-      <w:pPr>
-        <w:pStyle w:val="ListBullet"/>
-        <w:spacing w:line="360" w:lineRule="auto"/>
-      </w:pPr>
-      <w:r>
-        <w:rPr>
-          <w:rFonts w:ascii="Times New Roman" w:hAnsi="Times New Roman"/>
-          <w:sz w:val="24"/>
-        </w:rPr>
-        <w:t>documentação de requisitos e arquitetura;</w:t>
-      </w:r>
-    </w:p>
-    <w:p>
-      <w:pPr>
-        <w:pStyle w:val="ListBullet"/>
-        <w:spacing w:line="360" w:lineRule="auto"/>
-      </w:pPr>
-      <w:r>
-        <w:rPr>
-          <w:rFonts w:ascii="Times New Roman" w:hAnsi="Times New Roman"/>
-          <w:sz w:val="24"/>
-        </w:rPr>
-        <w:t>evolução incremental de funcionalidades.</w:t>
-      </w:r>
-    </w:p>
-    <w:p>
-      <w:pPr>
-        <w:spacing w:line="360" w:lineRule="auto" w:after="0"/>
-        <w:ind w:firstLine="709"/>
-        <w:jc w:val="both"/>
-      </w:pPr>
-      <w:r>
-        <w:rPr>
-          <w:rFonts w:ascii="Times New Roman" w:hAnsi="Times New Roman"/>
-          <w:sz w:val="24"/>
-        </w:rPr>
-        <w:t>Além disso, o domínio de agendamento médico é compreensível para avaliação</w:t>
-      </w:r>
-    </w:p>
-    <w:p>
-      <w:pPr>
-        <w:spacing w:line="360" w:lineRule="auto" w:after="0"/>
-        <w:ind w:firstLine="709"/>
-        <w:jc w:val="both"/>
-      </w:pPr>
-      <w:r>
-        <w:rPr>
-          <w:rFonts w:ascii="Times New Roman" w:hAnsi="Times New Roman"/>
-          <w:sz w:val="24"/>
-        </w:rPr>
-        <w:t>acadêmica, pois permite demonstrar fluxos reais de usuário, como login, cadastro</w:t>
-      </w:r>
-    </w:p>
-    <w:p>
-      <w:pPr>
-        <w:spacing w:line="360" w:lineRule="auto" w:after="0"/>
-        <w:ind w:firstLine="709"/>
-        <w:jc w:val="both"/>
-      </w:pPr>
-      <w:r>
-        <w:rPr>
-          <w:rFonts w:ascii="Times New Roman" w:hAnsi="Times New Roman"/>
-          <w:sz w:val="24"/>
-        </w:rPr>
-        <w:t>de paciente, edição de informações e futura marcação de consultas.</w:t>
-      </w:r>
-    </w:p>
-    <w:p>
-      <w:pPr>
-        <w:spacing w:before="240" w:after="120" w:line="360" w:lineRule="auto"/>
+        <w:pStyle w:val="Heading1"/>
         <w:jc w:val="left"/>
       </w:pPr>
       <w:r>
@@ -951,11 +1037,81 @@
           <w:b/>
           <w:sz w:val="24"/>
         </w:rPr>
-        <w:t>4. OBJETIVO GERAL</w:t>
+        <w:t>5 OBJETIVOS ESPECÍFICOS</w:t>
       </w:r>
     </w:p>
     <w:p>
       <w:pPr>
+        <w:pStyle w:val="ListBullet"/>
+        <w:spacing w:line="360" w:lineRule="auto"/>
+      </w:pPr>
+      <w:r>
+        <w:rPr>
+          <w:rFonts w:ascii="Times New Roman" w:hAnsi="Times New Roman"/>
+          <w:b w:val="0"/>
+          <w:sz w:val="24"/>
+        </w:rPr>
+        <w:t>Criar uma interface visual clara e profissional para demonstração do produto.</w:t>
+      </w:r>
+    </w:p>
+    <w:p>
+      <w:pPr>
+        <w:pStyle w:val="ListBullet"/>
+        <w:spacing w:line="360" w:lineRule="auto"/>
+      </w:pPr>
+      <w:r>
+        <w:rPr>
+          <w:rFonts w:ascii="Times New Roman" w:hAnsi="Times New Roman"/>
+          <w:b w:val="0"/>
+          <w:sz w:val="24"/>
+        </w:rPr>
+        <w:t>Implementar autenticação de usuário médico com backend real.</w:t>
+      </w:r>
+    </w:p>
+    <w:p>
+      <w:pPr>
+        <w:pStyle w:val="ListBullet"/>
+        <w:spacing w:line="360" w:lineRule="auto"/>
+      </w:pPr>
+      <w:r>
+        <w:rPr>
+          <w:rFonts w:ascii="Times New Roman" w:hAnsi="Times New Roman"/>
+          <w:b w:val="0"/>
+          <w:sz w:val="24"/>
+        </w:rPr>
+        <w:t>Permitir listagem, cadastro, visualização e edição de pacientes.</w:t>
+      </w:r>
+    </w:p>
+    <w:p>
+      <w:pPr>
+        <w:pStyle w:val="ListBullet"/>
+        <w:spacing w:line="360" w:lineRule="auto"/>
+      </w:pPr>
+      <w:r>
+        <w:rPr>
+          <w:rFonts w:ascii="Times New Roman" w:hAnsi="Times New Roman"/>
+          <w:b w:val="0"/>
+          <w:sz w:val="24"/>
+        </w:rPr>
+        <w:t>Validar dados importantes, como CPF e data de nascimento.</w:t>
+      </w:r>
+    </w:p>
+    <w:p>
+      <w:pPr>
+        <w:pStyle w:val="ListBullet"/>
+        <w:spacing w:line="360" w:lineRule="auto"/>
+      </w:pPr>
+      <w:r>
+        <w:rPr>
+          <w:rFonts w:ascii="Times New Roman" w:hAnsi="Times New Roman"/>
+          <w:b w:val="0"/>
+          <w:sz w:val="24"/>
+        </w:rPr>
+        <w:t>Estruturar backend em camadas: controller, service, repository, entity e</w:t>
+      </w:r>
+    </w:p>
+    <w:p>
+      <w:pPr>
         <w:spacing w:line="360" w:lineRule="auto" w:after="0"/>
         <w:ind w:firstLine="709"/>
         <w:jc w:val="both"/>
@@ -963,42 +1119,57 @@
       <w:r>
         <w:rPr>
           <w:rFonts w:ascii="Times New Roman" w:hAnsi="Times New Roman"/>
+          <w:b w:val="0"/>
           <w:sz w:val="24"/>
         </w:rPr>
-        <w:t>Desenvolver uma aplicação web chamada MedAgenda para apoiar a gestão de agenda</w:t>
+        <w:t>security.</w:t>
       </w:r>
     </w:p>
     <w:p>
       <w:pPr>
-        <w:spacing w:line="360" w:lineRule="auto" w:after="0"/>
-        <w:ind w:firstLine="709"/>
-        <w:jc w:val="both"/>
+        <w:pStyle w:val="ListBullet"/>
+        <w:spacing w:line="360" w:lineRule="auto"/>
       </w:pPr>
       <w:r>
         <w:rPr>
           <w:rFonts w:ascii="Times New Roman" w:hAnsi="Times New Roman"/>
+          <w:b w:val="0"/>
           <w:sz w:val="24"/>
         </w:rPr>
-        <w:t>médica, cadastro de pacientes e evolução futura de marcação de consultas via</w:t>
+        <w:t>Utilizar PostgreSQL como banco de dados local para demonstração.</w:t>
       </w:r>
     </w:p>
     <w:p>
       <w:pPr>
-        <w:spacing w:line="360" w:lineRule="auto" w:after="0"/>
-        <w:ind w:firstLine="709"/>
-        <w:jc w:val="both"/>
+        <w:pStyle w:val="ListBullet"/>
+        <w:spacing w:line="360" w:lineRule="auto"/>
       </w:pPr>
       <w:r>
         <w:rPr>
           <w:rFonts w:ascii="Times New Roman" w:hAnsi="Times New Roman"/>
+          <w:b w:val="0"/>
           <w:sz w:val="24"/>
         </w:rPr>
-        <w:t>interface web e chatbot.</w:t>
+        <w:t>Documentar requisitos, casos de uso, arquitetura e próximos passos.</w:t>
       </w:r>
     </w:p>
     <w:p>
       <w:pPr>
-        <w:spacing w:before="240" w:after="120" w:line="360" w:lineRule="auto"/>
+        <w:pStyle w:val="ListBullet"/>
+        <w:spacing w:line="360" w:lineRule="auto"/>
+      </w:pPr>
+      <w:r>
+        <w:rPr>
+          <w:rFonts w:ascii="Times New Roman" w:hAnsi="Times New Roman"/>
+          <w:b w:val="0"/>
+          <w:sz w:val="24"/>
+        </w:rPr>
+        <w:t>Preparar o projeto para evolução gradual de agenda, consultas e chatbot.</w:t>
+      </w:r>
+    </w:p>
+    <w:p>
+      <w:pPr>
+        <w:pStyle w:val="Heading1"/>
         <w:jc w:val="left"/>
       </w:pPr>
       <w:r>
@@ -1007,20 +1178,22 @@
           <w:b/>
           <w:sz w:val="24"/>
         </w:rPr>
-        <w:t>5. OBJETIVOS ESPECÍFICOS</w:t>
+        <w:t>6 PÚBLICO-ALVO</w:t>
       </w:r>
     </w:p>
     <w:p>
       <w:pPr>
-        <w:pStyle w:val="ListBullet"/>
-        <w:spacing w:line="360" w:lineRule="auto"/>
+        <w:spacing w:line="360" w:lineRule="auto" w:after="0"/>
+        <w:ind w:firstLine="709"/>
+        <w:jc w:val="both"/>
       </w:pPr>
       <w:r>
         <w:rPr>
           <w:rFonts w:ascii="Times New Roman" w:hAnsi="Times New Roman"/>
+          <w:b w:val="0"/>
           <w:sz w:val="24"/>
         </w:rPr>
-        <w:t>Criar uma interface visual clara e profissional para demonstração do produto.</w:t>
+        <w:t>O público-alvo inicial é composto por:</w:t>
       </w:r>
     </w:p>
     <w:p>
@@ -1031,9 +1204,10 @@
       <w:r>
         <w:rPr>
           <w:rFonts w:ascii="Times New Roman" w:hAnsi="Times New Roman"/>
+          <w:b w:val="0"/>
           <w:sz w:val="24"/>
         </w:rPr>
-        <w:t>Implementar autenticação de usuário médico com backend real.</w:t>
+        <w:t>médicos autônomos;</w:t>
       </w:r>
     </w:p>
     <w:p>
@@ -1044,9 +1218,10 @@
       <w:r>
         <w:rPr>
           <w:rFonts w:ascii="Times New Roman" w:hAnsi="Times New Roman"/>
+          <w:b w:val="0"/>
           <w:sz w:val="24"/>
         </w:rPr>
-        <w:t>Permitir listagem, cadastro, visualização e edição de pacientes.</w:t>
+        <w:t>pequenos consultórios;</w:t>
       </w:r>
     </w:p>
     <w:p>
@@ -1057,9 +1232,10 @@
       <w:r>
         <w:rPr>
           <w:rFonts w:ascii="Times New Roman" w:hAnsi="Times New Roman"/>
+          <w:b w:val="0"/>
           <w:sz w:val="24"/>
         </w:rPr>
-        <w:t>Validar dados importantes, como CPF e data de nascimento.</w:t>
+        <w:t>clínicas de pequeno e médio porte;</w:t>
       </w:r>
     </w:p>
     <w:p>
@@ -1070,67 +1246,29 @@
       <w:r>
         <w:rPr>
           <w:rFonts w:ascii="Times New Roman" w:hAnsi="Times New Roman"/>
+          <w:b w:val="0"/>
           <w:sz w:val="24"/>
         </w:rPr>
-        <w:t>Estruturar backend em camadas: controller, service, repository, entity e</w:t>
+        <w:t>recepcionistas ou responsáveis por marcação de consultas;</w:t>
       </w:r>
     </w:p>
     <w:p>
       <w:pPr>
-        <w:spacing w:line="360" w:lineRule="auto" w:after="0"/>
-        <w:ind w:firstLine="709"/>
-        <w:jc w:val="both"/>
+        <w:pStyle w:val="ListBullet"/>
+        <w:spacing w:line="360" w:lineRule="auto"/>
       </w:pPr>
       <w:r>
         <w:rPr>
           <w:rFonts w:ascii="Times New Roman" w:hAnsi="Times New Roman"/>
+          <w:b w:val="0"/>
           <w:sz w:val="24"/>
         </w:rPr>
-        <w:t>security.</w:t>
+        <w:t>pacientes que desejam solicitar horários de atendimento.</w:t>
       </w:r>
     </w:p>
     <w:p>
       <w:pPr>
-        <w:pStyle w:val="ListBullet"/>
-        <w:spacing w:line="360" w:lineRule="auto"/>
-      </w:pPr>
-      <w:r>
-        <w:rPr>
-          <w:rFonts w:ascii="Times New Roman" w:hAnsi="Times New Roman"/>
-          <w:sz w:val="24"/>
-        </w:rPr>
-        <w:t>Utilizar PostgreSQL como banco de dados local para demonstração.</w:t>
-      </w:r>
-    </w:p>
-    <w:p>
-      <w:pPr>
-        <w:pStyle w:val="ListBullet"/>
-        <w:spacing w:line="360" w:lineRule="auto"/>
-      </w:pPr>
-      <w:r>
-        <w:rPr>
-          <w:rFonts w:ascii="Times New Roman" w:hAnsi="Times New Roman"/>
-          <w:sz w:val="24"/>
-        </w:rPr>
-        <w:t>Documentar requisitos, casos de uso, arquitetura e próximos passos.</w:t>
-      </w:r>
-    </w:p>
-    <w:p>
-      <w:pPr>
-        <w:pStyle w:val="ListBullet"/>
-        <w:spacing w:line="360" w:lineRule="auto"/>
-      </w:pPr>
-      <w:r>
-        <w:rPr>
-          <w:rFonts w:ascii="Times New Roman" w:hAnsi="Times New Roman"/>
-          <w:sz w:val="24"/>
-        </w:rPr>
-        <w:t>Preparar o projeto para evolução gradual de agenda, consultas e chatbot.</w:t>
-      </w:r>
-    </w:p>
-    <w:p>
-      <w:pPr>
-        <w:spacing w:before="240" w:after="120" w:line="360" w:lineRule="auto"/>
+        <w:pStyle w:val="Heading1"/>
         <w:jc w:val="left"/>
       </w:pPr>
       <w:r>
@@ -1139,7 +1277,7 @@
           <w:b/>
           <w:sz w:val="24"/>
         </w:rPr>
-        <w:t>6. PÚBLICO-ALVO</w:t>
+        <w:t>7 ESCOPO ATUAL</w:t>
       </w:r>
     </w:p>
     <w:p>
@@ -1151,9 +1289,10 @@
       <w:r>
         <w:rPr>
           <w:rFonts w:ascii="Times New Roman" w:hAnsi="Times New Roman"/>
+          <w:b w:val="0"/>
           <w:sz w:val="24"/>
         </w:rPr>
-        <w:t>O público-alvo inicial é composto por:</w:t>
+        <w:t>Nesta etapa, o projeto possui:</w:t>
       </w:r>
     </w:p>
     <w:p>
@@ -1164,9 +1303,10 @@
       <w:r>
         <w:rPr>
           <w:rFonts w:ascii="Times New Roman" w:hAnsi="Times New Roman"/>
+          <w:b w:val="0"/>
           <w:sz w:val="24"/>
         </w:rPr>
-        <w:t>médicos autônomos;</w:t>
+        <w:t>frontend React/Vite com telas navegáveis;</w:t>
       </w:r>
     </w:p>
     <w:p>
@@ -1177,9 +1317,10 @@
       <w:r>
         <w:rPr>
           <w:rFonts w:ascii="Times New Roman" w:hAnsi="Times New Roman"/>
+          <w:b w:val="0"/>
           <w:sz w:val="24"/>
         </w:rPr>
-        <w:t>pequenos consultórios;</w:t>
+        <w:t>backend Spring Boot com autenticação JWT;</w:t>
       </w:r>
     </w:p>
     <w:p>
@@ -1190,9 +1331,10 @@
       <w:r>
         <w:rPr>
           <w:rFonts w:ascii="Times New Roman" w:hAnsi="Times New Roman"/>
+          <w:b w:val="0"/>
           <w:sz w:val="24"/>
         </w:rPr>
-        <w:t>clínicas de pequeno e médio porte;</w:t>
+        <w:t>banco PostgreSQL via Docker Compose;</w:t>
       </w:r>
     </w:p>
     <w:p>
@@ -1203,9 +1345,10 @@
       <w:r>
         <w:rPr>
           <w:rFonts w:ascii="Times New Roman" w:hAnsi="Times New Roman"/>
+          <w:b w:val="0"/>
           <w:sz w:val="24"/>
         </w:rPr>
-        <w:t>recepcionistas ou responsáveis por marcação de consultas;</w:t>
+        <w:t>login real integrado ao backend;</w:t>
       </w:r>
     </w:p>
     <w:p>
@@ -1216,14 +1359,58 @@
       <w:r>
         <w:rPr>
           <w:rFonts w:ascii="Times New Roman" w:hAnsi="Times New Roman"/>
+          <w:b w:val="0"/>
           <w:sz w:val="24"/>
         </w:rPr>
-        <w:t>pacientes que desejam solicitar horários de atendimento.</w:t>
+        <w:t>listagem, cadastro, visualização e edição real de pacientes;</w:t>
       </w:r>
     </w:p>
     <w:p>
       <w:pPr>
-        <w:spacing w:before="240" w:after="120" w:line="360" w:lineRule="auto"/>
+        <w:pStyle w:val="ListBullet"/>
+        <w:spacing w:line="360" w:lineRule="auto"/>
+      </w:pPr>
+      <w:r>
+        <w:rPr>
+          <w:rFonts w:ascii="Times New Roman" w:hAnsi="Times New Roman"/>
+          <w:b w:val="0"/>
+          <w:sz w:val="24"/>
+        </w:rPr>
+        <w:t>validação de CPF e data de nascimento;</w:t>
+      </w:r>
+    </w:p>
+    <w:p>
+      <w:pPr>
+        <w:pStyle w:val="ListBullet"/>
+        <w:spacing w:line="360" w:lineRule="auto"/>
+      </w:pPr>
+      <w:r>
+        <w:rPr>
+          <w:rFonts w:ascii="Times New Roman" w:hAnsi="Times New Roman"/>
+          <w:b w:val="0"/>
+          <w:sz w:val="24"/>
+        </w:rPr>
+        <w:t>telas de agenda, dashboard, chatbot e configurações ainda parcialmente</w:t>
+      </w:r>
+    </w:p>
+    <w:p>
+      <w:pPr>
+        <w:spacing w:line="360" w:lineRule="auto" w:after="0"/>
+        <w:ind w:firstLine="709"/>
+        <w:jc w:val="both"/>
+      </w:pPr>
+      <w:r>
+        <w:rPr>
+          <w:rFonts w:ascii="Times New Roman" w:hAnsi="Times New Roman"/>
+          <w:b w:val="0"/>
+          <w:sz w:val="24"/>
+        </w:rPr>
+        <w:t>demonstrativas.</w:t>
+      </w:r>
+    </w:p>
+    <w:p>
+      <w:pPr>
+        <w:pStyle w:val="Heading1"/>
         <w:jc w:val="left"/>
       </w:pPr>
       <w:r>
@@ -1232,7 +1419,7 @@
           <w:b/>
           <w:sz w:val="24"/>
         </w:rPr>
-        <w:t>7. ESCOPO ATUAL</w:t>
+        <w:t>8 FORA DO ESCOPO ATUAL</w:t>
       </w:r>
     </w:p>
     <w:p>
@@ -1244,9 +1431,10 @@
       <w:r>
         <w:rPr>
           <w:rFonts w:ascii="Times New Roman" w:hAnsi="Times New Roman"/>
+          <w:b w:val="0"/>
           <w:sz w:val="24"/>
         </w:rPr>
-        <w:t>Nesta etapa, o projeto possui:</w:t>
+        <w:t>Ainda não fazem parte da entrega atual:</w:t>
       </w:r>
     </w:p>
     <w:p>
@@ -1257,9 +1445,10 @@
       <w:r>
         <w:rPr>
           <w:rFonts w:ascii="Times New Roman" w:hAnsi="Times New Roman"/>
+          <w:b w:val="0"/>
           <w:sz w:val="24"/>
         </w:rPr>
-        <w:t>frontend React/Vite com telas navegáveis;</w:t>
+        <w:t>prontuário médico completo;</w:t>
       </w:r>
     </w:p>
     <w:p>
@@ -1270,9 +1459,10 @@
       <w:r>
         <w:rPr>
           <w:rFonts w:ascii="Times New Roman" w:hAnsi="Times New Roman"/>
+          <w:b w:val="0"/>
           <w:sz w:val="24"/>
         </w:rPr>
-        <w:t>backend Spring Boot com autenticação JWT;</w:t>
+        <w:t>integração com convênios;</w:t>
       </w:r>
     </w:p>
     <w:p>
@@ -1283,9 +1473,10 @@
       <w:r>
         <w:rPr>
           <w:rFonts w:ascii="Times New Roman" w:hAnsi="Times New Roman"/>
+          <w:b w:val="0"/>
           <w:sz w:val="24"/>
         </w:rPr>
-        <w:t>banco PostgreSQL via Docker Compose;</w:t>
+        <w:t>envio real de mensagens por WhatsApp, SMS ou e-mail;</w:t>
       </w:r>
     </w:p>
     <w:p>
@@ -1296,9 +1487,10 @@
       <w:r>
         <w:rPr>
           <w:rFonts w:ascii="Times New Roman" w:hAnsi="Times New Roman"/>
+          <w:b w:val="0"/>
           <w:sz w:val="24"/>
         </w:rPr>
-        <w:t>login real integrado ao backend;</w:t>
+        <w:t>chatbot com inteligência artificial real;</w:t>
       </w:r>
     </w:p>
     <w:p>
@@ -1309,9 +1501,10 @@
       <w:r>
         <w:rPr>
           <w:rFonts w:ascii="Times New Roman" w:hAnsi="Times New Roman"/>
+          <w:b w:val="0"/>
           <w:sz w:val="24"/>
         </w:rPr>
-        <w:t>listagem, cadastro, visualização e edição real de pacientes;</w:t>
+        <w:t>controle financeiro;</w:t>
       </w:r>
     </w:p>
     <w:p>
@@ -1322,9 +1515,10 @@
       <w:r>
         <w:rPr>
           <w:rFonts w:ascii="Times New Roman" w:hAnsi="Times New Roman"/>
+          <w:b w:val="0"/>
           <w:sz w:val="24"/>
         </w:rPr>
-        <w:t>validação de CPF e data de nascimento;</w:t>
+        <w:t>múltiplas unidades clínicas;</w:t>
       </w:r>
     </w:p>
     <w:p>
@@ -1335,28 +1529,29 @@
       <w:r>
         <w:rPr>
           <w:rFonts w:ascii="Times New Roman" w:hAnsi="Times New Roman"/>
+          <w:b w:val="0"/>
           <w:sz w:val="24"/>
         </w:rPr>
-        <w:t>telas de agenda, dashboard, chatbot e configurações ainda parcialmente</w:t>
+        <w:t>confirmação automática de consulta por canal externo;</w:t>
       </w:r>
     </w:p>
     <w:p>
       <w:pPr>
-        <w:spacing w:line="360" w:lineRule="auto" w:after="0"/>
-        <w:ind w:firstLine="709"/>
-        <w:jc w:val="both"/>
+        <w:pStyle w:val="ListBullet"/>
+        <w:spacing w:line="360" w:lineRule="auto"/>
       </w:pPr>
       <w:r>
         <w:rPr>
           <w:rFonts w:ascii="Times New Roman" w:hAnsi="Times New Roman"/>
+          <w:b w:val="0"/>
           <w:sz w:val="24"/>
         </w:rPr>
-        <w:t>demonstrativas.</w:t>
+        <w:t>deploy em produção.</w:t>
       </w:r>
     </w:p>
     <w:p>
       <w:pPr>
-        <w:spacing w:before="240" w:after="120" w:line="360" w:lineRule="auto"/>
+        <w:pStyle w:val="Heading1"/>
         <w:jc w:val="left"/>
       </w:pPr>
       <w:r>
@@ -1365,7 +1560,7 @@
           <w:b/>
           <w:sz w:val="24"/>
         </w:rPr>
-        <w:t>8. FORA DO ESCOPO ATUAL</w:t>
+        <w:t>9 MOTIVAÇÃO ACADÊMICA</w:t>
       </w:r>
     </w:p>
     <w:p>
@@ -1377,118 +1572,79 @@
       <w:r>
         <w:rPr>
           <w:rFonts w:ascii="Times New Roman" w:hAnsi="Times New Roman"/>
+          <w:b w:val="0"/>
           <w:sz w:val="24"/>
         </w:rPr>
-        <w:t>Ainda não fazem parte da entrega atual:</w:t>
+        <w:t>O MedAgenda foi escolhido por permitir demonstrar uma evolução técnica completa,</w:t>
       </w:r>
     </w:p>
     <w:p>
       <w:pPr>
-        <w:pStyle w:val="ListBullet"/>
-        <w:spacing w:line="360" w:lineRule="auto"/>
+        <w:spacing w:line="360" w:lineRule="auto" w:after="0"/>
+        <w:ind w:firstLine="709"/>
+        <w:jc w:val="both"/>
       </w:pPr>
       <w:r>
         <w:rPr>
           <w:rFonts w:ascii="Times New Roman" w:hAnsi="Times New Roman"/>
+          <w:b w:val="0"/>
           <w:sz w:val="24"/>
         </w:rPr>
-        <w:t>prontuário médico completo;</w:t>
+        <w:t>partindo de uma interface navegável até integrações reais com backend e banco de</w:t>
       </w:r>
     </w:p>
     <w:p>
       <w:pPr>
-        <w:pStyle w:val="ListBullet"/>
-        <w:spacing w:line="360" w:lineRule="auto"/>
+        <w:spacing w:line="360" w:lineRule="auto" w:after="0"/>
+        <w:ind w:firstLine="709"/>
+        <w:jc w:val="both"/>
       </w:pPr>
       <w:r>
         <w:rPr>
           <w:rFonts w:ascii="Times New Roman" w:hAnsi="Times New Roman"/>
+          <w:b w:val="0"/>
           <w:sz w:val="24"/>
         </w:rPr>
-        <w:t>integração com convênios;</w:t>
+        <w:t>dados. O projeto permite aplicar conhecimentos de programação, banco de dados,</w:t>
       </w:r>
     </w:p>
     <w:p>
       <w:pPr>
-        <w:pStyle w:val="ListBullet"/>
-        <w:spacing w:line="360" w:lineRule="auto"/>
+        <w:spacing w:line="360" w:lineRule="auto" w:after="0"/>
+        <w:ind w:firstLine="709"/>
+        <w:jc w:val="both"/>
       </w:pPr>
       <w:r>
         <w:rPr>
           <w:rFonts w:ascii="Times New Roman" w:hAnsi="Times New Roman"/>
+          <w:b w:val="0"/>
           <w:sz w:val="24"/>
         </w:rPr>
-        <w:t>envio real de mensagens por WhatsApp, SMS ou e-mail;</w:t>
+        <w:t>engenharia de software, segurança e documentação, mantendo um escopo viável para</w:t>
       </w:r>
     </w:p>
     <w:p>
       <w:pPr>
-        <w:pStyle w:val="ListBullet"/>
-        <w:spacing w:line="360" w:lineRule="auto"/>
+        <w:spacing w:line="360" w:lineRule="auto" w:after="0"/>
+        <w:ind w:firstLine="709"/>
+        <w:jc w:val="both"/>
       </w:pPr>
       <w:r>
         <w:rPr>
           <w:rFonts w:ascii="Times New Roman" w:hAnsi="Times New Roman"/>
+          <w:b w:val="0"/>
           <w:sz w:val="24"/>
         </w:rPr>
-        <w:t>chatbot com inteligência artificial real;</w:t>
+        <w:t>uma apresentação acadêmica.</w:t>
       </w:r>
     </w:p>
     <w:p>
-      <w:pPr>
-        <w:pStyle w:val="ListBullet"/>
-        <w:spacing w:line="360" w:lineRule="auto"/>
-      </w:pPr>
       <w:r>
-        <w:rPr>
-          <w:rFonts w:ascii="Times New Roman" w:hAnsi="Times New Roman"/>
-          <w:sz w:val="24"/>
-        </w:rPr>
-        <w:t>controle financeiro;</w:t>
+        <w:br w:type="page"/>
       </w:r>
     </w:p>
     <w:p>
       <w:pPr>
-        <w:pStyle w:val="ListBullet"/>
-        <w:spacing w:line="360" w:lineRule="auto"/>
-      </w:pPr>
-      <w:r>
-        <w:rPr>
-          <w:rFonts w:ascii="Times New Roman" w:hAnsi="Times New Roman"/>
-          <w:sz w:val="24"/>
-        </w:rPr>
-        <w:t>múltiplas unidades clínicas;</w:t>
-      </w:r>
-    </w:p>
-    <w:p>
-      <w:pPr>
-        <w:pStyle w:val="ListBullet"/>
-        <w:spacing w:line="360" w:lineRule="auto"/>
-      </w:pPr>
-      <w:r>
-        <w:rPr>
-          <w:rFonts w:ascii="Times New Roman" w:hAnsi="Times New Roman"/>
-          <w:sz w:val="24"/>
-        </w:rPr>
-        <w:t>confirmação automática de consulta por canal externo;</w:t>
-      </w:r>
-    </w:p>
-    <w:p>
-      <w:pPr>
-        <w:pStyle w:val="ListBullet"/>
-        <w:spacing w:line="360" w:lineRule="auto"/>
-      </w:pPr>
-      <w:r>
-        <w:rPr>
-          <w:rFonts w:ascii="Times New Roman" w:hAnsi="Times New Roman"/>
-          <w:sz w:val="24"/>
-        </w:rPr>
-        <w:t>deploy em produção.</w:t>
-      </w:r>
-    </w:p>
-    <w:p>
-      <w:pPr>
-        <w:spacing w:before="240" w:after="120" w:line="360" w:lineRule="auto"/>
         <w:jc w:val="left"/>
       </w:pPr>
       <w:r>
@@ -1497,77 +1653,92 @@
           <w:b/>
           <w:sz w:val="24"/>
         </w:rPr>
-        <w:t>9. MOTIVAÇÃO ACADÊMICA</w:t>
+        <w:t>REFERÊNCIAS</w:t>
+      </w:r>
+    </w:p>
+    <w:p/>
+    <w:p>
+      <w:pPr>
+        <w:spacing w:line="240" w:lineRule="auto" w:after="240"/>
+        <w:jc w:val="left"/>
+      </w:pPr>
+      <w:r>
+        <w:rPr>
+          <w:rFonts w:ascii="Times New Roman" w:hAnsi="Times New Roman"/>
+          <w:b w:val="0"/>
+          <w:sz w:val="24"/>
+        </w:rPr>
+        <w:t>ASSOCIAÇÃO BRASILEIRA DE NORMAS TÉCNICAS. NBR 14724: informação e documentação: trabalhos acadêmicos: apresentação. Rio de Janeiro: ABNT, 2011.</w:t>
       </w:r>
     </w:p>
     <w:p>
       <w:pPr>
-        <w:spacing w:line="360" w:lineRule="auto" w:after="0"/>
-        <w:ind w:firstLine="709"/>
-        <w:jc w:val="both"/>
+        <w:spacing w:line="240" w:lineRule="auto" w:after="240"/>
+        <w:jc w:val="left"/>
       </w:pPr>
       <w:r>
         <w:rPr>
           <w:rFonts w:ascii="Times New Roman" w:hAnsi="Times New Roman"/>
+          <w:b w:val="0"/>
           <w:sz w:val="24"/>
         </w:rPr>
-        <w:t>O MedAgenda foi escolhido por permitir demonstrar uma evolução técnica completa,</w:t>
+        <w:t>ASSOCIAÇÃO BRASILEIRA DE NORMAS TÉCNICAS. NBR 6023: informação e documentação: referências: elaboração. Rio de Janeiro: ABNT, 2018.</w:t>
       </w:r>
     </w:p>
     <w:p>
       <w:pPr>
-        <w:spacing w:line="360" w:lineRule="auto" w:after="0"/>
-        <w:ind w:firstLine="709"/>
-        <w:jc w:val="both"/>
+        <w:spacing w:line="240" w:lineRule="auto" w:after="240"/>
+        <w:jc w:val="left"/>
       </w:pPr>
       <w:r>
         <w:rPr>
           <w:rFonts w:ascii="Times New Roman" w:hAnsi="Times New Roman"/>
+          <w:b w:val="0"/>
           <w:sz w:val="24"/>
         </w:rPr>
-        <w:t>partindo de uma interface navegável até integrações reais com backend e banco de</w:t>
+        <w:t>ORACLE. Java Platform, Standard Edition Documentation. Disponível em: https://docs.oracle.com/en/java/. Acesso em: 30 maio 2026.</w:t>
       </w:r>
     </w:p>
     <w:p>
       <w:pPr>
-        <w:spacing w:line="360" w:lineRule="auto" w:after="0"/>
-        <w:ind w:firstLine="709"/>
-        <w:jc w:val="both"/>
+        <w:spacing w:line="240" w:lineRule="auto" w:after="240"/>
+        <w:jc w:val="left"/>
       </w:pPr>
       <w:r>
         <w:rPr>
           <w:rFonts w:ascii="Times New Roman" w:hAnsi="Times New Roman"/>
+          <w:b w:val="0"/>
           <w:sz w:val="24"/>
         </w:rPr>
-        <w:t>dados. O projeto permite aplicar conhecimentos de programação, banco de dados,</w:t>
+        <w:t>POSTGRESQL GLOBAL DEVELOPMENT GROUP. PostgreSQL Documentation. Disponível em: https://www.postgresql.org/docs/. Acesso em: 30 maio 2026.</w:t>
       </w:r>
     </w:p>
     <w:p>
       <w:pPr>
-        <w:spacing w:line="360" w:lineRule="auto" w:after="0"/>
-        <w:ind w:firstLine="709"/>
-        <w:jc w:val="both"/>
+        <w:spacing w:line="240" w:lineRule="auto" w:after="240"/>
+        <w:jc w:val="left"/>
       </w:pPr>
       <w:r>
         <w:rPr>
           <w:rFonts w:ascii="Times New Roman" w:hAnsi="Times New Roman"/>
+          <w:b w:val="0"/>
           <w:sz w:val="24"/>
         </w:rPr>
-        <w:t>engenharia de software, segurança e documentação, mantendo um escopo viável para</w:t>
+        <w:t>REACT. React Documentation. Disponível em: https://react.dev/. Acesso em: 30 maio 2026.</w:t>
       </w:r>
     </w:p>
     <w:p>
       <w:pPr>
-        <w:spacing w:line="360" w:lineRule="auto" w:after="0"/>
-        <w:ind w:firstLine="709"/>
-        <w:jc w:val="both"/>
+        <w:spacing w:line="240" w:lineRule="auto" w:after="240"/>
+        <w:jc w:val="left"/>
       </w:pPr>
       <w:r>
         <w:rPr>
           <w:rFonts w:ascii="Times New Roman" w:hAnsi="Times New Roman"/>
+          <w:b w:val="0"/>
           <w:sz w:val="24"/>
         </w:rPr>
-        <w:t>uma apresentação acadêmica.</w:t>
+        <w:t>SPRING. Spring Boot Reference Documentation. Disponível em: https://docs.spring.io/spring-boot/. Acesso em: 30 maio 2026.</w:t>
       </w:r>
     </w:p>
     <w:sectPr>
@@ -1575,9 +1746,31 @@
       <w:pgMar w:top="1701" w:right="1134" w:bottom="1134" w:left="1701" w:header="720" w:footer="720" w:gutter="0"/>
       <w:cols w:space="720"/>
       <w:docGrid w:linePitch="360"/>
+      <w:pgNumType w:start="1"/>
     </w:sectPr>
   </w:body>
 </w:document>
+</file>
+
+<file path=word/header1.xml><?xml version="1.0" encoding="utf-8"?>
+<w:hdr xmlns:m="http://schemas.openxmlformats.org/officeDocument/2006/math" xmlns:mc="http://schemas.openxmlformats.org/markup-compatibility/2006" xmlns:mo="http://schemas.microsoft.com/office/mac/office/2008/main" xmlns:mv="urn:schemas-microsoft-com:mac:vml" xmlns:o="urn:schemas-microsoft-com:office:office" xmlns:r="http://schemas.openxmlformats.org/officeDocument/2006/relationships" xmlns:v="urn:schemas-microsoft-com:vml" xmlns:w10="urn:schemas-microsoft-com:office:word" xmlns:w14="http://schemas.microsoft.com/office/word/2010/wordml" xmlns:w="http://schemas.openxmlformats.org/wordprocessingml/2006/main" xmlns:wne="http://schemas.microsoft.com/office/word/2006/wordml" xmlns:wp14="http://schemas.microsoft.com/office/word/2010/wordprocessingDrawing" xmlns:wp="http://schemas.openxmlformats.org/drawingml/2006/wordprocessingDrawing" xmlns:wpc="http://schemas.microsoft.com/office/word/2010/wordprocessingCanvas" xmlns:wpg="http://schemas.microsoft.com/office/word/2010/wordprocessingGroup" xmlns:wpi="http://schemas.microsoft.com/office/word/2010/wordprocessingInk" xmlns:wps="http://schemas.microsoft.com/office/word/2010/wordprocessingShape" mc:Ignorable="w14 wp14">
+  <w:p>
+    <w:pPr>
+      <w:pStyle w:val="Header"/>
+      <w:jc w:val="right"/>
+    </w:pPr>
+    <w:r>
+      <w:rPr>
+        <w:rFonts w:ascii="Times New Roman" w:hAnsi="Times New Roman"/>
+        <w:b w:val="0"/>
+        <w:sz w:val="24"/>
+      </w:rPr>
+      <w:fldChar w:fldCharType="begin"/>
+      <w:instrText xml:space="preserve">PAGE</w:instrText>
+      <w:fldChar w:fldCharType="end"/>
+    </w:r>
+  </w:p>
+</w:hdr>
 </file>
 
 <file path=word/numbering.xml><?xml version="1.0" encoding="utf-8"?>
